--- a/Harshil_Thamwala_2173839_Lablogbook.docx
+++ b/Harshil_Thamwala_2173839_Lablogbook.docx
@@ -77,7 +77,7 @@
                     <pic:cNvPicPr/>
                   </pic:nvPicPr>
                   <pic:blipFill>
-                    <a:blip r:embed="rId6"/>
+                    <a:blip r:embed="rId7"/>
                     <a:stretch>
                       <a:fillRect/>
                     </a:stretch>
@@ -130,7 +130,7 @@
                     <pic:cNvPicPr/>
                   </pic:nvPicPr>
                   <pic:blipFill>
-                    <a:blip r:embed="rId7"/>
+                    <a:blip r:embed="rId8"/>
                     <a:stretch>
                       <a:fillRect/>
                     </a:stretch>
@@ -316,7 +316,7 @@
                     <pic:cNvPicPr/>
                   </pic:nvPicPr>
                   <pic:blipFill>
-                    <a:blip r:embed="rId8"/>
+                    <a:blip r:embed="rId9"/>
                     <a:stretch>
                       <a:fillRect/>
                     </a:stretch>
@@ -373,7 +373,7 @@
                     <pic:cNvPicPr/>
                   </pic:nvPicPr>
                   <pic:blipFill>
-                    <a:blip r:embed="rId9"/>
+                    <a:blip r:embed="rId10"/>
                     <a:stretch>
                       <a:fillRect/>
                     </a:stretch>
@@ -443,7 +443,7 @@
                     <pic:cNvPicPr/>
                   </pic:nvPicPr>
                   <pic:blipFill>
-                    <a:blip r:embed="rId10"/>
+                    <a:blip r:embed="rId11"/>
                     <a:stretch>
                       <a:fillRect/>
                     </a:stretch>
@@ -496,7 +496,7 @@
                     <pic:cNvPicPr/>
                   </pic:nvPicPr>
                   <pic:blipFill>
-                    <a:blip r:embed="rId11"/>
+                    <a:blip r:embed="rId12"/>
                     <a:stretch>
                       <a:fillRect/>
                     </a:stretch>
@@ -526,12 +526,43 @@
           <w:u w:val="single"/>
         </w:rPr>
       </w:pPr>
-      <w:r>
-        <w:rPr>
-          <w:sz w:val="44"/>
-          <w:szCs w:val="44"/>
-          <w:u w:val="single"/>
-        </w:rPr>
+    </w:p>
+    <w:p>
+      <w:pPr>
+        <w:jc w:val="both"/>
+        <w:rPr>
+          <w:sz w:val="44"/>
+          <w:szCs w:val="44"/>
+          <w:u w:val="single"/>
+        </w:rPr>
+      </w:pPr>
+    </w:p>
+    <w:p>
+      <w:pPr>
+        <w:jc w:val="both"/>
+        <w:rPr>
+          <w:sz w:val="44"/>
+          <w:szCs w:val="44"/>
+          <w:u w:val="single"/>
+        </w:rPr>
+      </w:pPr>
+    </w:p>
+    <w:p>
+      <w:pPr>
+        <w:jc w:val="both"/>
+        <w:rPr>
+          <w:sz w:val="44"/>
+          <w:szCs w:val="44"/>
+          <w:u w:val="single"/>
+        </w:rPr>
+      </w:pPr>
+      <w:r>
+        <w:rPr>
+          <w:sz w:val="44"/>
+          <w:szCs w:val="44"/>
+          <w:u w:val="single"/>
+        </w:rPr>
+        <w:lastRenderedPageBreak/>
         <w:t>Lab 3</w:t>
       </w:r>
     </w:p>
@@ -567,7 +598,7 @@
                     <pic:cNvPicPr/>
                   </pic:nvPicPr>
                   <pic:blipFill>
-                    <a:blip r:embed="rId12"/>
+                    <a:blip r:embed="rId13"/>
                     <a:stretch>
                       <a:fillRect/>
                     </a:stretch>
@@ -604,7 +635,6 @@
           <w:szCs w:val="44"/>
           <w:u w:val="single"/>
         </w:rPr>
-        <w:lastRenderedPageBreak/>
         <w:drawing>
           <wp:inline distT="0" distB="0" distL="0" distR="0" wp14:anchorId="287DDE29" wp14:editId="6FB9A9AD">
             <wp:extent cx="5731510" cy="1863725"/>
@@ -621,7 +651,7 @@
                     <pic:cNvPicPr/>
                   </pic:nvPicPr>
                   <pic:blipFill>
-                    <a:blip r:embed="rId13"/>
+                    <a:blip r:embed="rId14"/>
                     <a:stretch>
                       <a:fillRect/>
                     </a:stretch>
@@ -714,12 +744,73 @@
           <w:u w:val="single"/>
         </w:rPr>
       </w:pPr>
-      <w:r>
-        <w:rPr>
-          <w:sz w:val="44"/>
-          <w:szCs w:val="44"/>
-          <w:u w:val="single"/>
-        </w:rPr>
+    </w:p>
+    <w:p>
+      <w:pPr>
+        <w:jc w:val="both"/>
+        <w:rPr>
+          <w:sz w:val="44"/>
+          <w:szCs w:val="44"/>
+          <w:u w:val="single"/>
+        </w:rPr>
+      </w:pPr>
+    </w:p>
+    <w:p>
+      <w:pPr>
+        <w:jc w:val="both"/>
+        <w:rPr>
+          <w:sz w:val="44"/>
+          <w:szCs w:val="44"/>
+          <w:u w:val="single"/>
+        </w:rPr>
+      </w:pPr>
+    </w:p>
+    <w:p>
+      <w:pPr>
+        <w:jc w:val="both"/>
+        <w:rPr>
+          <w:sz w:val="44"/>
+          <w:szCs w:val="44"/>
+          <w:u w:val="single"/>
+        </w:rPr>
+      </w:pPr>
+    </w:p>
+    <w:p>
+      <w:pPr>
+        <w:jc w:val="both"/>
+        <w:rPr>
+          <w:sz w:val="44"/>
+          <w:szCs w:val="44"/>
+          <w:u w:val="single"/>
+        </w:rPr>
+      </w:pPr>
+    </w:p>
+    <w:p>
+      <w:pPr>
+        <w:jc w:val="both"/>
+        <w:rPr>
+          <w:sz w:val="44"/>
+          <w:szCs w:val="44"/>
+          <w:u w:val="single"/>
+        </w:rPr>
+      </w:pPr>
+    </w:p>
+    <w:p>
+      <w:pPr>
+        <w:jc w:val="both"/>
+        <w:rPr>
+          <w:sz w:val="44"/>
+          <w:szCs w:val="44"/>
+          <w:u w:val="single"/>
+        </w:rPr>
+      </w:pPr>
+      <w:r>
+        <w:rPr>
+          <w:sz w:val="44"/>
+          <w:szCs w:val="44"/>
+          <w:u w:val="single"/>
+        </w:rPr>
+        <w:lastRenderedPageBreak/>
         <w:t>Lab 4</w:t>
       </w:r>
     </w:p>
@@ -755,7 +846,7 @@
                     <pic:cNvPicPr/>
                   </pic:nvPicPr>
                   <pic:blipFill>
-                    <a:blip r:embed="rId14"/>
+                    <a:blip r:embed="rId15"/>
                     <a:stretch>
                       <a:fillRect/>
                     </a:stretch>
@@ -792,7 +883,6 @@
           <w:szCs w:val="44"/>
           <w:u w:val="single"/>
         </w:rPr>
-        <w:lastRenderedPageBreak/>
         <w:drawing>
           <wp:inline distT="0" distB="0" distL="0" distR="0" wp14:anchorId="5941A057" wp14:editId="11DF2662">
             <wp:extent cx="5731510" cy="1679575"/>
@@ -809,7 +899,7 @@
                     <pic:cNvPicPr/>
                   </pic:nvPicPr>
                   <pic:blipFill>
-                    <a:blip r:embed="rId15"/>
+                    <a:blip r:embed="rId16"/>
                     <a:stretch>
                       <a:fillRect/>
                     </a:stretch>
@@ -862,7 +952,7 @@
                     <pic:cNvPicPr/>
                   </pic:nvPicPr>
                   <pic:blipFill>
-                    <a:blip r:embed="rId16"/>
+                    <a:blip r:embed="rId17"/>
                     <a:stretch>
                       <a:fillRect/>
                     </a:stretch>
@@ -899,6 +989,7 @@
           <w:szCs w:val="44"/>
           <w:u w:val="single"/>
         </w:rPr>
+        <w:lastRenderedPageBreak/>
         <w:drawing>
           <wp:inline distT="0" distB="0" distL="0" distR="0" wp14:anchorId="7E35CF7F" wp14:editId="25A4D9AA">
             <wp:extent cx="5731510" cy="2626360"/>
@@ -915,7 +1006,7 @@
                     <pic:cNvPicPr/>
                   </pic:nvPicPr>
                   <pic:blipFill>
-                    <a:blip r:embed="rId17"/>
+                    <a:blip r:embed="rId18"/>
                     <a:stretch>
                       <a:fillRect/>
                     </a:stretch>
@@ -971,7 +1062,6 @@
           <w:szCs w:val="44"/>
           <w:u w:val="single"/>
         </w:rPr>
-        <w:lastRenderedPageBreak/>
         <w:t>Lab 5</w:t>
       </w:r>
     </w:p>
@@ -986,6 +1076,7 @@
       </w:pPr>
       <w:r>
         <w:rPr>
+          <w:noProof/>
           <w:sz w:val="44"/>
           <w:szCs w:val="44"/>
           <w:u w:val="single"/>
@@ -1006,7 +1097,7 @@
                     <pic:cNvPicPr/>
                   </pic:nvPicPr>
                   <pic:blipFill>
-                    <a:blip r:embed="rId18"/>
+                    <a:blip r:embed="rId19"/>
                     <a:stretch>
                       <a:fillRect/>
                     </a:stretch>
@@ -1038,10 +1129,12 @@
       </w:pPr>
       <w:r>
         <w:rPr>
-          <w:sz w:val="44"/>
-          <w:szCs w:val="44"/>
-          <w:u w:val="single"/>
-        </w:rPr>
+          <w:noProof/>
+          <w:sz w:val="44"/>
+          <w:szCs w:val="44"/>
+          <w:u w:val="single"/>
+        </w:rPr>
+        <w:lastRenderedPageBreak/>
         <w:drawing>
           <wp:inline distT="0" distB="0" distL="0" distR="0" wp14:anchorId="0A57FDC8" wp14:editId="7E8A9032">
             <wp:extent cx="5731510" cy="3581400"/>
@@ -1058,7 +1151,7 @@
                     <pic:cNvPicPr/>
                   </pic:nvPicPr>
                   <pic:blipFill>
-                    <a:blip r:embed="rId19"/>
+                    <a:blip r:embed="rId20"/>
                     <a:stretch>
                       <a:fillRect/>
                     </a:stretch>
@@ -1090,6 +1183,7 @@
       </w:pPr>
       <w:r>
         <w:rPr>
+          <w:noProof/>
           <w:sz w:val="44"/>
           <w:szCs w:val="44"/>
           <w:u w:val="single"/>
@@ -1111,7 +1205,7 @@
                     <pic:cNvPicPr/>
                   </pic:nvPicPr>
                   <pic:blipFill>
-                    <a:blip r:embed="rId20"/>
+                    <a:blip r:embed="rId21"/>
                     <a:stretch>
                       <a:fillRect/>
                     </a:stretch>
@@ -1133,6 +1227,7 @@
       </w:r>
       <w:r>
         <w:rPr>
+          <w:noProof/>
           <w:sz w:val="44"/>
           <w:szCs w:val="44"/>
           <w:u w:val="single"/>
@@ -1153,7 +1248,7 @@
                     <pic:cNvPicPr/>
                   </pic:nvPicPr>
                   <pic:blipFill>
-                    <a:blip r:embed="rId21"/>
+                    <a:blip r:embed="rId22"/>
                     <a:stretch>
                       <a:fillRect/>
                     </a:stretch>
@@ -1185,6 +1280,7 @@
       </w:pPr>
       <w:r>
         <w:rPr>
+          <w:noProof/>
           <w:sz w:val="44"/>
           <w:szCs w:val="44"/>
           <w:u w:val="single"/>
@@ -1206,7 +1302,7 @@
                     <pic:cNvPicPr/>
                   </pic:nvPicPr>
                   <pic:blipFill>
-                    <a:blip r:embed="rId22"/>
+                    <a:blip r:embed="rId23"/>
                     <a:stretch>
                       <a:fillRect/>
                     </a:stretch>
@@ -1238,6 +1334,7 @@
       </w:pPr>
       <w:r>
         <w:rPr>
+          <w:noProof/>
           <w:sz w:val="44"/>
           <w:szCs w:val="44"/>
           <w:u w:val="single"/>
@@ -1258,7 +1355,7 @@
                     <pic:cNvPicPr/>
                   </pic:nvPicPr>
                   <pic:blipFill>
-                    <a:blip r:embed="rId23"/>
+                    <a:blip r:embed="rId24"/>
                     <a:stretch>
                       <a:fillRect/>
                     </a:stretch>
@@ -1356,6 +1453,751 @@
     </w:p>
     <w:p>
       <w:pPr>
+        <w:pStyle w:val="ListParagraph"/>
+        <w:numPr>
+          <w:ilvl w:val="0"/>
+          <w:numId w:val="1"/>
+        </w:numPr>
+        <w:spacing w:before="100" w:beforeAutospacing="1" w:after="100" w:afterAutospacing="1" w:line="240" w:lineRule="auto"/>
+        <w:outlineLvl w:val="2"/>
+        <w:rPr>
+          <w:rFonts w:ascii="Segoe UI" w:eastAsia="Times New Roman" w:hAnsi="Segoe UI" w:cs="Segoe UI"/>
+          <w:b/>
+          <w:bCs/>
+          <w:kern w:val="0"/>
+          <w:sz w:val="27"/>
+          <w:szCs w:val="27"/>
+          <w:lang w:eastAsia="en-GB"/>
+          <w14:ligatures w14:val="none"/>
+        </w:rPr>
+      </w:pPr>
+      <w:r>
+        <w:rPr>
+          <w:rFonts w:ascii="Segoe UI" w:eastAsia="Times New Roman" w:hAnsi="Segoe UI" w:cs="Segoe UI"/>
+          <w:b/>
+          <w:bCs/>
+          <w:kern w:val="0"/>
+          <w:sz w:val="27"/>
+          <w:szCs w:val="27"/>
+          <w:lang w:eastAsia="en-GB"/>
+          <w14:ligatures w14:val="none"/>
+        </w:rPr>
+        <w:t xml:space="preserve">Record the 2nd model's code &amp; plot the </w:t>
+      </w:r>
+      <w:proofErr w:type="gramStart"/>
+      <w:r>
+        <w:rPr>
+          <w:rFonts w:ascii="Segoe UI" w:eastAsia="Times New Roman" w:hAnsi="Segoe UI" w:cs="Segoe UI"/>
+          <w:b/>
+          <w:bCs/>
+          <w:kern w:val="0"/>
+          <w:sz w:val="27"/>
+          <w:szCs w:val="27"/>
+          <w:lang w:eastAsia="en-GB"/>
+          <w14:ligatures w14:val="none"/>
+        </w:rPr>
+        <w:t>summary(</w:t>
+      </w:r>
+      <w:proofErr w:type="gramEnd"/>
+      <w:r>
+        <w:rPr>
+          <w:rFonts w:ascii="Segoe UI" w:eastAsia="Times New Roman" w:hAnsi="Segoe UI" w:cs="Segoe UI"/>
+          <w:b/>
+          <w:bCs/>
+          <w:kern w:val="0"/>
+          <w:sz w:val="27"/>
+          <w:szCs w:val="27"/>
+          <w:lang w:eastAsia="en-GB"/>
+          <w14:ligatures w14:val="none"/>
+        </w:rPr>
+        <w:t>)</w:t>
+      </w:r>
+    </w:p>
+    <w:p>
+      <w:pPr>
+        <w:pStyle w:val="ListParagraph"/>
+        <w:spacing w:before="100" w:beforeAutospacing="1" w:after="100" w:afterAutospacing="1" w:line="240" w:lineRule="auto"/>
+        <w:outlineLvl w:val="2"/>
+        <w:rPr>
+          <w:rFonts w:ascii="Segoe UI" w:eastAsia="Times New Roman" w:hAnsi="Segoe UI" w:cs="Segoe UI"/>
+          <w:b/>
+          <w:bCs/>
+          <w:kern w:val="0"/>
+          <w:sz w:val="27"/>
+          <w:szCs w:val="27"/>
+          <w:lang w:eastAsia="en-GB"/>
+          <w14:ligatures w14:val="none"/>
+        </w:rPr>
+      </w:pPr>
+      <w:r>
+        <w:rPr>
+          <w:rFonts w:ascii="Segoe UI" w:eastAsia="Times New Roman" w:hAnsi="Segoe UI" w:cs="Segoe UI"/>
+          <w:b/>
+          <w:bCs/>
+          <w:kern w:val="0"/>
+          <w:sz w:val="27"/>
+          <w:szCs w:val="27"/>
+          <w:lang w:eastAsia="en-GB"/>
+          <w14:ligatures w14:val="none"/>
+        </w:rPr>
+        <w:drawing>
+          <wp:inline distT="0" distB="0" distL="0" distR="0" wp14:anchorId="3F75CBEC" wp14:editId="204FCBEE">
+            <wp:extent cx="5731510" cy="1668145"/>
+            <wp:effectExtent l="0" t="0" r="0" b="0"/>
+            <wp:docPr id="2054711874" name="Picture 1" descr="A screenshot of a computer&#10;&#10;AI-generated content may be incorrect."/>
+            <wp:cNvGraphicFramePr>
+              <a:graphicFrameLocks xmlns:a="http://schemas.openxmlformats.org/drawingml/2006/main" noChangeAspect="1"/>
+            </wp:cNvGraphicFramePr>
+            <a:graphic xmlns:a="http://schemas.openxmlformats.org/drawingml/2006/main">
+              <a:graphicData uri="http://schemas.openxmlformats.org/drawingml/2006/picture">
+                <pic:pic xmlns:pic="http://schemas.openxmlformats.org/drawingml/2006/picture">
+                  <pic:nvPicPr>
+                    <pic:cNvPr id="2054711874" name="Picture 1" descr="A screenshot of a computer&#10;&#10;AI-generated content may be incorrect."/>
+                    <pic:cNvPicPr/>
+                  </pic:nvPicPr>
+                  <pic:blipFill>
+                    <a:blip r:embed="rId25"/>
+                    <a:stretch>
+                      <a:fillRect/>
+                    </a:stretch>
+                  </pic:blipFill>
+                  <pic:spPr>
+                    <a:xfrm>
+                      <a:off x="0" y="0"/>
+                      <a:ext cx="5731510" cy="1668145"/>
+                    </a:xfrm>
+                    <a:prstGeom prst="rect">
+                      <a:avLst/>
+                    </a:prstGeom>
+                  </pic:spPr>
+                </pic:pic>
+              </a:graphicData>
+            </a:graphic>
+          </wp:inline>
+        </w:drawing>
+      </w:r>
+    </w:p>
+    <w:p>
+      <w:pPr>
+        <w:pStyle w:val="ListParagraph"/>
+        <w:spacing w:before="100" w:beforeAutospacing="1" w:after="100" w:afterAutospacing="1" w:line="240" w:lineRule="auto"/>
+        <w:outlineLvl w:val="2"/>
+        <w:rPr>
+          <w:rFonts w:ascii="Segoe UI" w:eastAsia="Times New Roman" w:hAnsi="Segoe UI" w:cs="Segoe UI"/>
+          <w:b/>
+          <w:bCs/>
+          <w:kern w:val="0"/>
+          <w:sz w:val="27"/>
+          <w:szCs w:val="27"/>
+          <w:lang w:eastAsia="en-GB"/>
+          <w14:ligatures w14:val="none"/>
+        </w:rPr>
+      </w:pPr>
+      <w:r>
+        <w:rPr>
+          <w:rFonts w:ascii="Segoe UI" w:eastAsia="Times New Roman" w:hAnsi="Segoe UI" w:cs="Segoe UI"/>
+          <w:b/>
+          <w:bCs/>
+          <w:kern w:val="0"/>
+          <w:sz w:val="27"/>
+          <w:szCs w:val="27"/>
+          <w:lang w:eastAsia="en-GB"/>
+          <w14:ligatures w14:val="none"/>
+        </w:rPr>
+        <w:drawing>
+          <wp:inline distT="0" distB="0" distL="0" distR="0" wp14:anchorId="283E14B5" wp14:editId="3E70FFA3">
+            <wp:extent cx="5731510" cy="2238375"/>
+            <wp:effectExtent l="0" t="0" r="0" b="0"/>
+            <wp:docPr id="1699231526" name="Picture 1" descr="A screenshot of a computer&#10;&#10;AI-generated content may be incorrect."/>
+            <wp:cNvGraphicFramePr>
+              <a:graphicFrameLocks xmlns:a="http://schemas.openxmlformats.org/drawingml/2006/main" noChangeAspect="1"/>
+            </wp:cNvGraphicFramePr>
+            <a:graphic xmlns:a="http://schemas.openxmlformats.org/drawingml/2006/main">
+              <a:graphicData uri="http://schemas.openxmlformats.org/drawingml/2006/picture">
+                <pic:pic xmlns:pic="http://schemas.openxmlformats.org/drawingml/2006/picture">
+                  <pic:nvPicPr>
+                    <pic:cNvPr id="1699231526" name="Picture 1" descr="A screenshot of a computer&#10;&#10;AI-generated content may be incorrect."/>
+                    <pic:cNvPicPr/>
+                  </pic:nvPicPr>
+                  <pic:blipFill>
+                    <a:blip r:embed="rId26"/>
+                    <a:stretch>
+                      <a:fillRect/>
+                    </a:stretch>
+                  </pic:blipFill>
+                  <pic:spPr>
+                    <a:xfrm>
+                      <a:off x="0" y="0"/>
+                      <a:ext cx="5731510" cy="2238375"/>
+                    </a:xfrm>
+                    <a:prstGeom prst="rect">
+                      <a:avLst/>
+                    </a:prstGeom>
+                  </pic:spPr>
+                </pic:pic>
+              </a:graphicData>
+            </a:graphic>
+          </wp:inline>
+        </w:drawing>
+      </w:r>
+    </w:p>
+    <w:p>
+      <w:pPr>
+        <w:pStyle w:val="ListParagraph"/>
+        <w:numPr>
+          <w:ilvl w:val="0"/>
+          <w:numId w:val="1"/>
+        </w:numPr>
+        <w:spacing w:before="100" w:beforeAutospacing="1" w:after="100" w:afterAutospacing="1" w:line="240" w:lineRule="auto"/>
+        <w:outlineLvl w:val="2"/>
+        <w:rPr>
+          <w:rFonts w:ascii="Segoe UI" w:eastAsia="Times New Roman" w:hAnsi="Segoe UI" w:cs="Segoe UI"/>
+          <w:b/>
+          <w:bCs/>
+          <w:kern w:val="0"/>
+          <w:sz w:val="27"/>
+          <w:szCs w:val="27"/>
+          <w:lang w:eastAsia="en-GB"/>
+          <w14:ligatures w14:val="none"/>
+        </w:rPr>
+      </w:pPr>
+      <w:r>
+        <w:rPr>
+          <w:rFonts w:ascii="Segoe UI" w:eastAsia="Times New Roman" w:hAnsi="Segoe UI" w:cs="Segoe UI"/>
+          <w:b/>
+          <w:bCs/>
+          <w:kern w:val="0"/>
+          <w:sz w:val="27"/>
+          <w:szCs w:val="27"/>
+          <w:lang w:eastAsia="en-GB"/>
+          <w14:ligatures w14:val="none"/>
+        </w:rPr>
+        <w:t>Copy your early-stop code and history_2 fit-training-process</w:t>
+      </w:r>
+    </w:p>
+    <w:p>
+      <w:pPr>
+        <w:pStyle w:val="ListParagraph"/>
+        <w:spacing w:before="100" w:beforeAutospacing="1" w:after="100" w:afterAutospacing="1" w:line="240" w:lineRule="auto"/>
+        <w:outlineLvl w:val="2"/>
+        <w:rPr>
+          <w:rFonts w:ascii="Segoe UI" w:eastAsia="Times New Roman" w:hAnsi="Segoe UI" w:cs="Segoe UI"/>
+          <w:b/>
+          <w:bCs/>
+          <w:kern w:val="0"/>
+          <w:sz w:val="27"/>
+          <w:szCs w:val="27"/>
+          <w:lang w:eastAsia="en-GB"/>
+          <w14:ligatures w14:val="none"/>
+        </w:rPr>
+      </w:pPr>
+      <w:r>
+        <w:rPr>
+          <w:rFonts w:ascii="Segoe UI" w:eastAsia="Times New Roman" w:hAnsi="Segoe UI" w:cs="Segoe UI"/>
+          <w:b/>
+          <w:bCs/>
+          <w:kern w:val="0"/>
+          <w:sz w:val="27"/>
+          <w:szCs w:val="27"/>
+          <w:lang w:eastAsia="en-GB"/>
+          <w14:ligatures w14:val="none"/>
+        </w:rPr>
+        <w:drawing>
+          <wp:inline distT="0" distB="0" distL="0" distR="0" wp14:anchorId="1DFBB957" wp14:editId="6A3334AD">
+            <wp:extent cx="5731510" cy="859155"/>
+            <wp:effectExtent l="0" t="0" r="0" b="4445"/>
+            <wp:docPr id="1357666867" name="Picture 1" descr="A white background with a black border&#10;&#10;AI-generated content may be incorrect."/>
+            <wp:cNvGraphicFramePr>
+              <a:graphicFrameLocks xmlns:a="http://schemas.openxmlformats.org/drawingml/2006/main" noChangeAspect="1"/>
+            </wp:cNvGraphicFramePr>
+            <a:graphic xmlns:a="http://schemas.openxmlformats.org/drawingml/2006/main">
+              <a:graphicData uri="http://schemas.openxmlformats.org/drawingml/2006/picture">
+                <pic:pic xmlns:pic="http://schemas.openxmlformats.org/drawingml/2006/picture">
+                  <pic:nvPicPr>
+                    <pic:cNvPr id="1357666867" name="Picture 1" descr="A white background with a black border&#10;&#10;AI-generated content may be incorrect."/>
+                    <pic:cNvPicPr/>
+                  </pic:nvPicPr>
+                  <pic:blipFill>
+                    <a:blip r:embed="rId27"/>
+                    <a:stretch>
+                      <a:fillRect/>
+                    </a:stretch>
+                  </pic:blipFill>
+                  <pic:spPr>
+                    <a:xfrm>
+                      <a:off x="0" y="0"/>
+                      <a:ext cx="5731510" cy="859155"/>
+                    </a:xfrm>
+                    <a:prstGeom prst="rect">
+                      <a:avLst/>
+                    </a:prstGeom>
+                  </pic:spPr>
+                </pic:pic>
+              </a:graphicData>
+            </a:graphic>
+          </wp:inline>
+        </w:drawing>
+      </w:r>
+    </w:p>
+    <w:p>
+      <w:pPr>
+        <w:pStyle w:val="ListParagraph"/>
+        <w:spacing w:before="100" w:beforeAutospacing="1" w:after="100" w:afterAutospacing="1" w:line="240" w:lineRule="auto"/>
+        <w:outlineLvl w:val="2"/>
+        <w:rPr>
+          <w:rFonts w:ascii="Segoe UI" w:eastAsia="Times New Roman" w:hAnsi="Segoe UI" w:cs="Segoe UI"/>
+          <w:b/>
+          <w:bCs/>
+          <w:kern w:val="0"/>
+          <w:sz w:val="27"/>
+          <w:szCs w:val="27"/>
+          <w:lang w:eastAsia="en-GB"/>
+          <w14:ligatures w14:val="none"/>
+        </w:rPr>
+      </w:pPr>
+      <w:r>
+        <w:rPr>
+          <w:rFonts w:ascii="Segoe UI" w:eastAsia="Times New Roman" w:hAnsi="Segoe UI" w:cs="Segoe UI"/>
+          <w:b/>
+          <w:bCs/>
+          <w:kern w:val="0"/>
+          <w:sz w:val="27"/>
+          <w:szCs w:val="27"/>
+          <w:lang w:eastAsia="en-GB"/>
+          <w14:ligatures w14:val="none"/>
+        </w:rPr>
+        <w:drawing>
+          <wp:inline distT="0" distB="0" distL="0" distR="0" wp14:anchorId="4C158EE2" wp14:editId="3E25D456">
+            <wp:extent cx="5731510" cy="1598930"/>
+            <wp:effectExtent l="0" t="0" r="0" b="1270"/>
+            <wp:docPr id="418440800" name="Picture 1" descr="A screenshot of a computer&#10;&#10;AI-generated content may be incorrect."/>
+            <wp:cNvGraphicFramePr>
+              <a:graphicFrameLocks xmlns:a="http://schemas.openxmlformats.org/drawingml/2006/main" noChangeAspect="1"/>
+            </wp:cNvGraphicFramePr>
+            <a:graphic xmlns:a="http://schemas.openxmlformats.org/drawingml/2006/main">
+              <a:graphicData uri="http://schemas.openxmlformats.org/drawingml/2006/picture">
+                <pic:pic xmlns:pic="http://schemas.openxmlformats.org/drawingml/2006/picture">
+                  <pic:nvPicPr>
+                    <pic:cNvPr id="418440800" name="Picture 1" descr="A screenshot of a computer&#10;&#10;AI-generated content may be incorrect."/>
+                    <pic:cNvPicPr/>
+                  </pic:nvPicPr>
+                  <pic:blipFill>
+                    <a:blip r:embed="rId28"/>
+                    <a:stretch>
+                      <a:fillRect/>
+                    </a:stretch>
+                  </pic:blipFill>
+                  <pic:spPr>
+                    <a:xfrm>
+                      <a:off x="0" y="0"/>
+                      <a:ext cx="5731510" cy="1598930"/>
+                    </a:xfrm>
+                    <a:prstGeom prst="rect">
+                      <a:avLst/>
+                    </a:prstGeom>
+                  </pic:spPr>
+                </pic:pic>
+              </a:graphicData>
+            </a:graphic>
+          </wp:inline>
+        </w:drawing>
+      </w:r>
+    </w:p>
+    <w:p>
+      <w:pPr>
+        <w:pStyle w:val="ListParagraph"/>
+        <w:spacing w:before="100" w:beforeAutospacing="1" w:after="100" w:afterAutospacing="1" w:line="240" w:lineRule="auto"/>
+        <w:outlineLvl w:val="2"/>
+        <w:rPr>
+          <w:rFonts w:ascii="Segoe UI" w:eastAsia="Times New Roman" w:hAnsi="Segoe UI" w:cs="Segoe UI"/>
+          <w:b/>
+          <w:bCs/>
+          <w:kern w:val="0"/>
+          <w:sz w:val="27"/>
+          <w:szCs w:val="27"/>
+          <w:lang w:eastAsia="en-GB"/>
+          <w14:ligatures w14:val="none"/>
+        </w:rPr>
+      </w:pPr>
+    </w:p>
+    <w:p>
+      <w:pPr>
+        <w:pStyle w:val="ListParagraph"/>
+        <w:spacing w:before="100" w:beforeAutospacing="1" w:after="100" w:afterAutospacing="1" w:line="240" w:lineRule="auto"/>
+        <w:outlineLvl w:val="2"/>
+        <w:rPr>
+          <w:rFonts w:ascii="Segoe UI" w:eastAsia="Times New Roman" w:hAnsi="Segoe UI" w:cs="Segoe UI"/>
+          <w:b/>
+          <w:bCs/>
+          <w:kern w:val="0"/>
+          <w:sz w:val="27"/>
+          <w:szCs w:val="27"/>
+          <w:lang w:eastAsia="en-GB"/>
+          <w14:ligatures w14:val="none"/>
+        </w:rPr>
+      </w:pPr>
+    </w:p>
+    <w:p>
+      <w:pPr>
+        <w:pStyle w:val="ListParagraph"/>
+        <w:spacing w:before="100" w:beforeAutospacing="1" w:after="100" w:afterAutospacing="1" w:line="240" w:lineRule="auto"/>
+        <w:outlineLvl w:val="2"/>
+        <w:rPr>
+          <w:rFonts w:ascii="Segoe UI" w:eastAsia="Times New Roman" w:hAnsi="Segoe UI" w:cs="Segoe UI"/>
+          <w:b/>
+          <w:bCs/>
+          <w:kern w:val="0"/>
+          <w:sz w:val="27"/>
+          <w:szCs w:val="27"/>
+          <w:lang w:eastAsia="en-GB"/>
+          <w14:ligatures w14:val="none"/>
+        </w:rPr>
+      </w:pPr>
+    </w:p>
+    <w:p>
+      <w:pPr>
+        <w:pStyle w:val="ListParagraph"/>
+        <w:spacing w:before="100" w:beforeAutospacing="1" w:after="100" w:afterAutospacing="1" w:line="240" w:lineRule="auto"/>
+        <w:outlineLvl w:val="2"/>
+        <w:rPr>
+          <w:rFonts w:ascii="Segoe UI" w:eastAsia="Times New Roman" w:hAnsi="Segoe UI" w:cs="Segoe UI"/>
+          <w:b/>
+          <w:bCs/>
+          <w:kern w:val="0"/>
+          <w:sz w:val="27"/>
+          <w:szCs w:val="27"/>
+          <w:lang w:eastAsia="en-GB"/>
+          <w14:ligatures w14:val="none"/>
+        </w:rPr>
+      </w:pPr>
+    </w:p>
+    <w:p>
+      <w:pPr>
+        <w:pStyle w:val="ListParagraph"/>
+        <w:spacing w:before="100" w:beforeAutospacing="1" w:after="100" w:afterAutospacing="1" w:line="240" w:lineRule="auto"/>
+        <w:outlineLvl w:val="2"/>
+        <w:rPr>
+          <w:rFonts w:ascii="Segoe UI" w:eastAsia="Times New Roman" w:hAnsi="Segoe UI" w:cs="Segoe UI"/>
+          <w:b/>
+          <w:bCs/>
+          <w:kern w:val="0"/>
+          <w:sz w:val="27"/>
+          <w:szCs w:val="27"/>
+          <w:lang w:eastAsia="en-GB"/>
+          <w14:ligatures w14:val="none"/>
+        </w:rPr>
+      </w:pPr>
+    </w:p>
+    <w:p>
+      <w:pPr>
+        <w:pStyle w:val="ListParagraph"/>
+        <w:spacing w:before="100" w:beforeAutospacing="1" w:after="100" w:afterAutospacing="1" w:line="240" w:lineRule="auto"/>
+        <w:outlineLvl w:val="2"/>
+        <w:rPr>
+          <w:rFonts w:ascii="Segoe UI" w:eastAsia="Times New Roman" w:hAnsi="Segoe UI" w:cs="Segoe UI"/>
+          <w:b/>
+          <w:bCs/>
+          <w:kern w:val="0"/>
+          <w:sz w:val="27"/>
+          <w:szCs w:val="27"/>
+          <w:lang w:eastAsia="en-GB"/>
+          <w14:ligatures w14:val="none"/>
+        </w:rPr>
+      </w:pPr>
+    </w:p>
+    <w:p>
+      <w:pPr>
+        <w:pStyle w:val="ListParagraph"/>
+        <w:numPr>
+          <w:ilvl w:val="0"/>
+          <w:numId w:val="1"/>
+        </w:numPr>
+        <w:spacing w:before="100" w:beforeAutospacing="1" w:after="100" w:afterAutospacing="1" w:line="240" w:lineRule="auto"/>
+        <w:outlineLvl w:val="2"/>
+        <w:rPr>
+          <w:rFonts w:ascii="Segoe UI" w:eastAsia="Times New Roman" w:hAnsi="Segoe UI" w:cs="Segoe UI"/>
+          <w:b/>
+          <w:bCs/>
+          <w:kern w:val="0"/>
+          <w:sz w:val="27"/>
+          <w:szCs w:val="27"/>
+          <w:lang w:eastAsia="en-GB"/>
+          <w14:ligatures w14:val="none"/>
+        </w:rPr>
+      </w:pPr>
+      <w:r>
+        <w:rPr>
+          <w:rFonts w:ascii="Segoe UI" w:eastAsia="Times New Roman" w:hAnsi="Segoe UI" w:cs="Segoe UI"/>
+          <w:b/>
+          <w:bCs/>
+          <w:kern w:val="0"/>
+          <w:sz w:val="27"/>
+          <w:szCs w:val="27"/>
+          <w:lang w:eastAsia="en-GB"/>
+          <w14:ligatures w14:val="none"/>
+        </w:rPr>
+        <w:lastRenderedPageBreak/>
+        <w:t>Record the plot of validation and test loss of history_2.</w:t>
+      </w:r>
+    </w:p>
+    <w:p>
+      <w:pPr>
+        <w:pStyle w:val="ListParagraph"/>
+        <w:spacing w:before="100" w:beforeAutospacing="1" w:after="100" w:afterAutospacing="1" w:line="240" w:lineRule="auto"/>
+        <w:outlineLvl w:val="2"/>
+        <w:rPr>
+          <w:rFonts w:ascii="Segoe UI" w:eastAsia="Times New Roman" w:hAnsi="Segoe UI" w:cs="Segoe UI"/>
+          <w:b/>
+          <w:bCs/>
+          <w:kern w:val="0"/>
+          <w:sz w:val="27"/>
+          <w:szCs w:val="27"/>
+          <w:lang w:eastAsia="en-GB"/>
+          <w14:ligatures w14:val="none"/>
+        </w:rPr>
+      </w:pPr>
+      <w:r>
+        <w:rPr>
+          <w:rFonts w:ascii="Segoe UI" w:eastAsia="Times New Roman" w:hAnsi="Segoe UI" w:cs="Segoe UI"/>
+          <w:b/>
+          <w:bCs/>
+          <w:kern w:val="0"/>
+          <w:sz w:val="27"/>
+          <w:szCs w:val="27"/>
+          <w:lang w:eastAsia="en-GB"/>
+          <w14:ligatures w14:val="none"/>
+        </w:rPr>
+        <w:drawing>
+          <wp:inline distT="0" distB="0" distL="0" distR="0" wp14:anchorId="06913C17" wp14:editId="28714FD9">
+            <wp:extent cx="5731510" cy="2595880"/>
+            <wp:effectExtent l="0" t="0" r="0" b="0"/>
+            <wp:docPr id="907976645" name="Picture 1" descr="A graph with blue lines&#10;&#10;AI-generated content may be incorrect."/>
+            <wp:cNvGraphicFramePr>
+              <a:graphicFrameLocks xmlns:a="http://schemas.openxmlformats.org/drawingml/2006/main" noChangeAspect="1"/>
+            </wp:cNvGraphicFramePr>
+            <a:graphic xmlns:a="http://schemas.openxmlformats.org/drawingml/2006/main">
+              <a:graphicData uri="http://schemas.openxmlformats.org/drawingml/2006/picture">
+                <pic:pic xmlns:pic="http://schemas.openxmlformats.org/drawingml/2006/picture">
+                  <pic:nvPicPr>
+                    <pic:cNvPr id="907976645" name="Picture 1" descr="A graph with blue lines&#10;&#10;AI-generated content may be incorrect."/>
+                    <pic:cNvPicPr/>
+                  </pic:nvPicPr>
+                  <pic:blipFill>
+                    <a:blip r:embed="rId29"/>
+                    <a:stretch>
+                      <a:fillRect/>
+                    </a:stretch>
+                  </pic:blipFill>
+                  <pic:spPr>
+                    <a:xfrm>
+                      <a:off x="0" y="0"/>
+                      <a:ext cx="5731510" cy="2595880"/>
+                    </a:xfrm>
+                    <a:prstGeom prst="rect">
+                      <a:avLst/>
+                    </a:prstGeom>
+                  </pic:spPr>
+                </pic:pic>
+              </a:graphicData>
+            </a:graphic>
+          </wp:inline>
+        </w:drawing>
+      </w:r>
+    </w:p>
+    <w:p>
+      <w:pPr>
+        <w:pStyle w:val="ListParagraph"/>
+        <w:spacing w:before="100" w:beforeAutospacing="1" w:after="100" w:afterAutospacing="1" w:line="240" w:lineRule="auto"/>
+        <w:outlineLvl w:val="2"/>
+        <w:rPr>
+          <w:rFonts w:ascii="Segoe UI" w:eastAsia="Times New Roman" w:hAnsi="Segoe UI" w:cs="Segoe UI"/>
+          <w:b/>
+          <w:bCs/>
+          <w:kern w:val="0"/>
+          <w:sz w:val="27"/>
+          <w:szCs w:val="27"/>
+          <w:lang w:eastAsia="en-GB"/>
+          <w14:ligatures w14:val="none"/>
+        </w:rPr>
+      </w:pPr>
+    </w:p>
+    <w:p>
+      <w:pPr>
+        <w:pStyle w:val="ListParagraph"/>
+        <w:numPr>
+          <w:ilvl w:val="0"/>
+          <w:numId w:val="1"/>
+        </w:numPr>
+        <w:spacing w:before="100" w:beforeAutospacing="1" w:after="100" w:afterAutospacing="1" w:line="240" w:lineRule="auto"/>
+        <w:outlineLvl w:val="2"/>
+        <w:rPr>
+          <w:rFonts w:ascii="Segoe UI" w:eastAsia="Times New Roman" w:hAnsi="Segoe UI" w:cs="Segoe UI"/>
+          <w:b/>
+          <w:bCs/>
+          <w:kern w:val="0"/>
+          <w:sz w:val="27"/>
+          <w:szCs w:val="27"/>
+          <w:lang w:eastAsia="en-GB"/>
+          <w14:ligatures w14:val="none"/>
+        </w:rPr>
+      </w:pPr>
+      <w:bookmarkStart w:id="0" w:name="OLE_LINK1"/>
+      <w:r>
+        <w:rPr>
+          <w:rFonts w:ascii="Segoe UI" w:eastAsia="Times New Roman" w:hAnsi="Segoe UI" w:cs="Segoe UI"/>
+          <w:b/>
+          <w:bCs/>
+          <w:kern w:val="0"/>
+          <w:sz w:val="27"/>
+          <w:szCs w:val="27"/>
+          <w:lang w:eastAsia="en-GB"/>
+          <w14:ligatures w14:val="none"/>
+        </w:rPr>
+        <w:t>Based on this analysis, determine the optimal number of epochs for training your model.</w:t>
+      </w:r>
+      <w:bookmarkEnd w:id="0"/>
+    </w:p>
+    <w:p>
+      <w:pPr>
+        <w:pStyle w:val="ListParagraph"/>
+        <w:spacing w:before="100" w:beforeAutospacing="1" w:after="100" w:afterAutospacing="1" w:line="240" w:lineRule="auto"/>
+        <w:ind w:left="360"/>
+        <w:outlineLvl w:val="2"/>
+        <w:rPr>
+          <w:rFonts w:ascii="Segoe UI" w:eastAsia="Times New Roman" w:hAnsi="Segoe UI" w:cs="Segoe UI"/>
+          <w:b/>
+          <w:bCs/>
+          <w:kern w:val="0"/>
+          <w:sz w:val="27"/>
+          <w:szCs w:val="27"/>
+          <w:lang w:eastAsia="en-GB"/>
+          <w14:ligatures w14:val="none"/>
+        </w:rPr>
+      </w:pPr>
+      <w:r>
+        <w:rPr>
+          <w:rFonts w:ascii="Segoe UI" w:eastAsia="Times New Roman" w:hAnsi="Segoe UI" w:cs="Segoe UI"/>
+          <w:b/>
+          <w:bCs/>
+          <w:kern w:val="0"/>
+          <w:sz w:val="27"/>
+          <w:szCs w:val="27"/>
+          <w:lang w:eastAsia="en-GB"/>
+          <w14:ligatures w14:val="none"/>
+        </w:rPr>
+        <w:t>Ans: 8 epochs</w:t>
+      </w:r>
+    </w:p>
+    <w:p>
+      <w:pPr>
+        <w:pStyle w:val="ListParagraph"/>
+        <w:spacing w:before="100" w:beforeAutospacing="1" w:after="100" w:afterAutospacing="1" w:line="240" w:lineRule="auto"/>
+        <w:outlineLvl w:val="2"/>
+        <w:rPr>
+          <w:rFonts w:ascii="Segoe UI" w:eastAsia="Times New Roman" w:hAnsi="Segoe UI" w:cs="Segoe UI"/>
+          <w:b/>
+          <w:bCs/>
+          <w:kern w:val="0"/>
+          <w:sz w:val="27"/>
+          <w:szCs w:val="27"/>
+          <w:lang w:eastAsia="en-GB"/>
+          <w14:ligatures w14:val="none"/>
+        </w:rPr>
+      </w:pPr>
+    </w:p>
+    <w:p>
+      <w:pPr>
+        <w:spacing w:before="100" w:beforeAutospacing="1" w:after="100" w:afterAutospacing="1" w:line="240" w:lineRule="auto"/>
+        <w:outlineLvl w:val="2"/>
+        <w:rPr>
+          <w:rFonts w:ascii="Segoe UI" w:eastAsia="Times New Roman" w:hAnsi="Segoe UI" w:cs="Segoe UI"/>
+          <w:b/>
+          <w:bCs/>
+          <w:kern w:val="0"/>
+          <w:sz w:val="27"/>
+          <w:szCs w:val="27"/>
+          <w:lang w:eastAsia="en-GB"/>
+          <w14:ligatures w14:val="none"/>
+        </w:rPr>
+      </w:pPr>
+      <w:r>
+        <w:rPr>
+          <w:rFonts w:ascii="Segoe UI" w:eastAsia="Times New Roman" w:hAnsi="Segoe UI" w:cs="Segoe UI"/>
+          <w:b/>
+          <w:bCs/>
+          <w:kern w:val="0"/>
+          <w:sz w:val="27"/>
+          <w:szCs w:val="27"/>
+          <w:lang w:eastAsia="en-GB"/>
+          <w14:ligatures w14:val="none"/>
+        </w:rPr>
+        <w:t>5. Record the plot of the Checking Forecast for the last 12 months (last graph).</w:t>
+      </w:r>
+    </w:p>
+    <w:p>
+      <w:pPr>
+        <w:jc w:val="both"/>
+        <w:rPr>
+          <w:sz w:val="20"/>
+          <w:szCs w:val="20"/>
+          <w:u w:val="single"/>
+        </w:rPr>
+      </w:pPr>
+      <w:r>
+        <w:rPr>
+          <w:sz w:val="20"/>
+          <w:szCs w:val="20"/>
+          <w:u w:val="single"/>
+        </w:rPr>
+        <w:drawing>
+          <wp:inline distT="0" distB="0" distL="0" distR="0" wp14:anchorId="7CF4D997" wp14:editId="65FFDCE6">
+            <wp:extent cx="5731510" cy="2527935"/>
+            <wp:effectExtent l="0" t="0" r="0" b="0"/>
+            <wp:docPr id="571278121" name="Picture 1" descr="A graph showing a line&#10;&#10;AI-generated content may be incorrect."/>
+            <wp:cNvGraphicFramePr>
+              <a:graphicFrameLocks xmlns:a="http://schemas.openxmlformats.org/drawingml/2006/main" noChangeAspect="1"/>
+            </wp:cNvGraphicFramePr>
+            <a:graphic xmlns:a="http://schemas.openxmlformats.org/drawingml/2006/main">
+              <a:graphicData uri="http://schemas.openxmlformats.org/drawingml/2006/picture">
+                <pic:pic xmlns:pic="http://schemas.openxmlformats.org/drawingml/2006/picture">
+                  <pic:nvPicPr>
+                    <pic:cNvPr id="571278121" name="Picture 1" descr="A graph showing a line&#10;&#10;AI-generated content may be incorrect."/>
+                    <pic:cNvPicPr/>
+                  </pic:nvPicPr>
+                  <pic:blipFill>
+                    <a:blip r:embed="rId30"/>
+                    <a:stretch>
+                      <a:fillRect/>
+                    </a:stretch>
+                  </pic:blipFill>
+                  <pic:spPr>
+                    <a:xfrm>
+                      <a:off x="0" y="0"/>
+                      <a:ext cx="5731510" cy="2527935"/>
+                    </a:xfrm>
+                    <a:prstGeom prst="rect">
+                      <a:avLst/>
+                    </a:prstGeom>
+                  </pic:spPr>
+                </pic:pic>
+              </a:graphicData>
+            </a:graphic>
+          </wp:inline>
+        </w:drawing>
+      </w:r>
+    </w:p>
+    <w:p>
+      <w:pPr>
+        <w:jc w:val="both"/>
+        <w:rPr>
+          <w:sz w:val="44"/>
+          <w:szCs w:val="44"/>
+          <w:u w:val="single"/>
+        </w:rPr>
+      </w:pPr>
+    </w:p>
+    <w:p>
+      <w:pPr>
         <w:jc w:val="both"/>
         <w:rPr>
           <w:sz w:val="44"/>
@@ -1579,6 +2421,103 @@
     </w:p>
   </w:footnote>
 </w:footnotes>
+</file>
+
+<file path=word/numbering.xml><?xml version="1.0" encoding="utf-8"?>
+<w:numbering xmlns:wpc="http://schemas.microsoft.com/office/word/2010/wordprocessingCanvas" xmlns:cx="http://schemas.microsoft.com/office/drawing/2014/chartex" xmlns:cx1="http://schemas.microsoft.com/office/drawing/2015/9/8/chartex" xmlns:cx2="http://schemas.microsoft.com/office/drawing/2015/10/21/chartex" xmlns:cx3="http://schemas.microsoft.com/office/drawing/2016/5/9/chartex" xmlns:cx4="http://schemas.microsoft.com/office/drawing/2016/5/10/chartex" xmlns:cx5="http://schemas.microsoft.com/office/drawing/2016/5/11/chartex" xmlns:cx6="http://schemas.microsoft.com/office/drawing/2016/5/12/chartex" xmlns:cx7="http://schemas.microsoft.com/office/drawing/2016/5/13/chartex" xmlns:cx8="http://schemas.microsoft.com/office/drawing/2016/5/14/chartex" xmlns:mc="http://schemas.openxmlformats.org/markup-compatibility/2006" xmlns:aink="http://schemas.microsoft.com/office/drawing/2016/ink" xmlns:am3d="http://schemas.microsoft.com/office/drawing/2017/model3d" xmlns:o="urn:schemas-microsoft-com:office:office" xmlns:oel="http://schemas.microsoft.com/office/2019/extlst" xmlns:r="http://schemas.openxmlformats.org/officeDocument/2006/relationships" xmlns:m="http://schemas.openxmlformats.org/officeDocument/2006/math" xmlns:v="urn:schemas-microsoft-com:vml" xmlns:wp14="http://schemas.microsoft.com/office/word/2010/wordprocessingDrawing" xmlns:wp="http://schemas.openxmlformats.org/drawingml/2006/wordprocessingDrawing" xmlns:w10="urn:schemas-microsoft-com:office:word" xmlns:w="http://schemas.openxmlformats.org/wordprocessingml/2006/main" xmlns:w14="http://schemas.microsoft.com/office/word/2010/wordml" xmlns:w15="http://schemas.microsoft.com/office/word/2012/wordml" xmlns:w16cex="http://schemas.microsoft.com/office/word/2018/wordml/cex" xmlns:w16cid="http://schemas.microsoft.com/office/word/2016/wordml/cid" xmlns:w16="http://schemas.microsoft.com/office/word/2018/wordml" xmlns:w16du="http://schemas.microsoft.com/office/word/2023/wordml/word16du" xmlns:w16sdtdh="http://schemas.microsoft.com/office/word/2020/wordml/sdtdatahash" xmlns:w16sdtfl="http://schemas.microsoft.com/office/word/2024/wordml/sdtformatlock" xmlns:w16se="http://schemas.microsoft.com/office/word/2015/wordml/symex" xmlns:wpg="http://schemas.microsoft.com/office/word/2010/wordprocessingGroup" xmlns:wpi="http://schemas.microsoft.com/office/word/2010/wordprocessingInk" xmlns:wne="http://schemas.microsoft.com/office/word/2006/wordml" xmlns:wps="http://schemas.microsoft.com/office/word/2010/wordprocessingShape" mc:Ignorable="w14 w15 w16se w16cid w16 w16cex w16sdtdh w16sdtfl w16du wp14">
+  <w:abstractNum w:abstractNumId="0" w15:restartNumberingAfterBreak="0">
+    <w:nsid w:val="25142452"/>
+    <w:multiLevelType w:val="hybridMultilevel"/>
+    <w:tmpl w:val="5B00A3A0"/>
+    <w:lvl w:ilvl="0" w:tplc="0809000F">
+      <w:start w:val="1"/>
+      <w:numFmt w:val="decimal"/>
+      <w:lvlText w:val="%1."/>
+      <w:lvlJc w:val="left"/>
+      <w:pPr>
+        <w:ind w:left="360" w:hanging="360"/>
+      </w:pPr>
+      <w:rPr>
+        <w:rFonts w:hint="default"/>
+      </w:rPr>
+    </w:lvl>
+    <w:lvl w:ilvl="1" w:tplc="08090019" w:tentative="1">
+      <w:start w:val="1"/>
+      <w:numFmt w:val="lowerLetter"/>
+      <w:lvlText w:val="%2."/>
+      <w:lvlJc w:val="left"/>
+      <w:pPr>
+        <w:ind w:left="1440" w:hanging="360"/>
+      </w:pPr>
+    </w:lvl>
+    <w:lvl w:ilvl="2" w:tplc="0809001B" w:tentative="1">
+      <w:start w:val="1"/>
+      <w:numFmt w:val="lowerRoman"/>
+      <w:lvlText w:val="%3."/>
+      <w:lvlJc w:val="right"/>
+      <w:pPr>
+        <w:ind w:left="2160" w:hanging="180"/>
+      </w:pPr>
+    </w:lvl>
+    <w:lvl w:ilvl="3" w:tplc="0809000F" w:tentative="1">
+      <w:start w:val="1"/>
+      <w:numFmt w:val="decimal"/>
+      <w:lvlText w:val="%4."/>
+      <w:lvlJc w:val="left"/>
+      <w:pPr>
+        <w:ind w:left="2880" w:hanging="360"/>
+      </w:pPr>
+    </w:lvl>
+    <w:lvl w:ilvl="4" w:tplc="08090019" w:tentative="1">
+      <w:start w:val="1"/>
+      <w:numFmt w:val="lowerLetter"/>
+      <w:lvlText w:val="%5."/>
+      <w:lvlJc w:val="left"/>
+      <w:pPr>
+        <w:ind w:left="3600" w:hanging="360"/>
+      </w:pPr>
+    </w:lvl>
+    <w:lvl w:ilvl="5" w:tplc="0809001B" w:tentative="1">
+      <w:start w:val="1"/>
+      <w:numFmt w:val="lowerRoman"/>
+      <w:lvlText w:val="%6."/>
+      <w:lvlJc w:val="right"/>
+      <w:pPr>
+        <w:ind w:left="4320" w:hanging="180"/>
+      </w:pPr>
+    </w:lvl>
+    <w:lvl w:ilvl="6" w:tplc="0809000F" w:tentative="1">
+      <w:start w:val="1"/>
+      <w:numFmt w:val="decimal"/>
+      <w:lvlText w:val="%7."/>
+      <w:lvlJc w:val="left"/>
+      <w:pPr>
+        <w:ind w:left="5040" w:hanging="360"/>
+      </w:pPr>
+    </w:lvl>
+    <w:lvl w:ilvl="7" w:tplc="08090019" w:tentative="1">
+      <w:start w:val="1"/>
+      <w:numFmt w:val="lowerLetter"/>
+      <w:lvlText w:val="%8."/>
+      <w:lvlJc w:val="left"/>
+      <w:pPr>
+        <w:ind w:left="5760" w:hanging="360"/>
+      </w:pPr>
+    </w:lvl>
+    <w:lvl w:ilvl="8" w:tplc="0809001B" w:tentative="1">
+      <w:start w:val="1"/>
+      <w:numFmt w:val="lowerRoman"/>
+      <w:lvlText w:val="%9."/>
+      <w:lvlJc w:val="right"/>
+      <w:pPr>
+        <w:ind w:left="6480" w:hanging="180"/>
+      </w:pPr>
+    </w:lvl>
+  </w:abstractNum>
+  <w:num w:numId="1" w16cid:durableId="1303392016">
+    <w:abstractNumId w:val="0"/>
+  </w:num>
+</w:numbering>
 </file>
 
 <file path=word/styles.xml><?xml version="1.0" encoding="utf-8"?>
@@ -1982,6 +2921,28 @@
     <w:name w:val="Normal"/>
     <w:qFormat/>
   </w:style>
+  <w:style w:type="paragraph" w:styleId="Heading3">
+    <w:name w:val="heading 3"/>
+    <w:basedOn w:val="Normal"/>
+    <w:link w:val="Heading3Char"/>
+    <w:uiPriority w:val="9"/>
+    <w:qFormat/>
+    <w:rsid w:val="00721114"/>
+    <w:pPr>
+      <w:spacing w:before="100" w:beforeAutospacing="1" w:after="100" w:afterAutospacing="1" w:line="240" w:lineRule="auto"/>
+      <w:outlineLvl w:val="2"/>
+    </w:pPr>
+    <w:rPr>
+      <w:rFonts w:ascii="Times New Roman" w:eastAsia="Times New Roman" w:hAnsi="Times New Roman" w:cs="Times New Roman"/>
+      <w:b/>
+      <w:bCs/>
+      <w:kern w:val="0"/>
+      <w:sz w:val="27"/>
+      <w:szCs w:val="27"/>
+      <w:lang w:eastAsia="en-GB"/>
+      <w14:ligatures w14:val="none"/>
+    </w:rPr>
+  </w:style>
   <w:style w:type="character" w:default="1" w:styleId="DefaultParagraphFont">
     <w:name w:val="Default Paragraph Font"/>
     <w:uiPriority w:val="1"/>
@@ -2052,6 +3013,34 @@
     <w:link w:val="Footer"/>
     <w:uiPriority w:val="99"/>
     <w:rsid w:val="000B508A"/>
+  </w:style>
+  <w:style w:type="character" w:customStyle="1" w:styleId="Heading3Char">
+    <w:name w:val="Heading 3 Char"/>
+    <w:basedOn w:val="DefaultParagraphFont"/>
+    <w:link w:val="Heading3"/>
+    <w:uiPriority w:val="9"/>
+    <w:rsid w:val="00721114"/>
+    <w:rPr>
+      <w:rFonts w:ascii="Times New Roman" w:eastAsia="Times New Roman" w:hAnsi="Times New Roman" w:cs="Times New Roman"/>
+      <w:b/>
+      <w:bCs/>
+      <w:kern w:val="0"/>
+      <w:sz w:val="27"/>
+      <w:szCs w:val="27"/>
+      <w:lang w:eastAsia="en-GB"/>
+      <w14:ligatures w14:val="none"/>
+    </w:rPr>
+  </w:style>
+  <w:style w:type="paragraph" w:styleId="ListParagraph">
+    <w:name w:val="List Paragraph"/>
+    <w:basedOn w:val="Normal"/>
+    <w:uiPriority w:val="34"/>
+    <w:qFormat/>
+    <w:rsid w:val="00721114"/>
+    <w:pPr>
+      <w:ind w:left="720"/>
+      <w:contextualSpacing/>
+    </w:pPr>
   </w:style>
 </w:styles>
 </file>
